--- a/enzo-teste.docx
+++ b/enzo-teste.docx
@@ -5,11 +5,78 @@
     <w:p>
       <w:pPr>
         <w:rPr>
+          <w:sz w:val="80"/>
+          <w:szCs w:val="80"/>
           <w:u w:val="single"/>
         </w:rPr>
       </w:pPr>
+      <w:proofErr w:type="spellStart"/>
       <w:r>
-        <w:t>asdfasdasdasd</w:t>
+        <w:rPr>
+          <w:sz w:val="80"/>
+          <w:szCs w:val="80"/>
+        </w:rPr>
+        <w:t>A</w:t>
+      </w:r>
+      <w:r>
+        <w:rPr>
+          <w:sz w:val="80"/>
+          <w:szCs w:val="80"/>
+        </w:rPr>
+        <w:t>sdfasdasdasd</w:t>
+      </w:r>
+      <w:proofErr w:type="spellEnd"/>
+      <w:r>
+        <w:rPr>
+          <w:sz w:val="80"/>
+          <w:szCs w:val="80"/>
+        </w:rPr>
+        <w:br/>
+      </w:r>
+      <w:r>
+        <w:rPr>
+          <w:sz w:val="80"/>
+          <w:szCs w:val="80"/>
+        </w:rPr>
+        <w:br/>
+      </w:r>
+      <w:proofErr w:type="spellStart"/>
+      <w:r>
+        <w:rPr>
+          <w:sz w:val="80"/>
+          <w:szCs w:val="80"/>
+        </w:rPr>
+        <w:t>a</w:t>
+      </w:r>
+      <w:r>
+        <w:rPr>
+          <w:color w:val="FF0000"/>
+          <w:sz w:val="80"/>
+          <w:szCs w:val="80"/>
+        </w:rPr>
+        <w:t>sdasd</w:t>
+      </w:r>
+      <w:proofErr w:type="spellEnd"/>
+      <w:r>
+        <w:rPr>
+          <w:sz w:val="80"/>
+          <w:szCs w:val="80"/>
+        </w:rPr>
+        <w:br/>
+      </w:r>
+      <w:r>
+        <w:rPr>
+          <w:sz w:val="80"/>
+          <w:szCs w:val="80"/>
+        </w:rPr>
+        <w:br/>
+      </w:r>
+      <w:r>
+        <w:rPr>
+          <w:sz w:val="80"/>
+          <w:szCs w:val="80"/>
+        </w:rPr>
+        <w:br/>
       </w:r>
     </w:p>
     <w:sectPr>

--- a/enzo-teste.docx
+++ b/enzo-teste.docx
@@ -5,12 +5,11 @@
     <w:p>
       <w:pPr>
         <w:rPr>
+          <w:color w:val="FF0000"/>
           <w:sz w:val="80"/>
           <w:szCs w:val="80"/>
-          <w:u w:val="single"/>
         </w:rPr>
       </w:pPr>
-      <w:proofErr w:type="spellStart"/>
       <w:r>
         <w:rPr>
           <w:sz w:val="80"/>
@@ -25,7 +24,6 @@
         </w:rPr>
         <w:t>sdfasdasdasd</w:t>
       </w:r>
-      <w:proofErr w:type="spellEnd"/>
       <w:r>
         <w:rPr>
           <w:sz w:val="80"/>
@@ -40,7 +38,6 @@
         </w:rPr>
         <w:br/>
       </w:r>
-      <w:proofErr w:type="spellStart"/>
       <w:r>
         <w:rPr>
           <w:sz w:val="80"/>
@@ -56,7 +53,23 @@
         </w:rPr>
         <w:t>sdasd</w:t>
       </w:r>
-      <w:proofErr w:type="spellEnd"/>
+    </w:p>
+    <w:p>
+      <w:pPr>
+        <w:rPr>
+          <w:sz w:val="80"/>
+          <w:szCs w:val="80"/>
+          <w:u w:val="single"/>
+        </w:rPr>
+      </w:pPr>
+      <w:r>
+        <w:rPr>
+          <w:color w:val="FF0000"/>
+          <w:sz w:val="80"/>
+          <w:szCs w:val="80"/>
+        </w:rPr>
+        <w:t>sssdsdasdasdasda</w:t>
+      </w:r>
       <w:r>
         <w:rPr>
           <w:sz w:val="80"/>
